--- a/dba/Proceeding_Email_and_Notes_2026-06-01.docx
+++ b/dba/Proceeding_Email_and_Notes_2026-06-01.docx
@@ -517,6 +517,50 @@
             </w:pPr>
             <w:r/>
             <w:r>
+              <w:t>YMalik_Recruiting_Launch_Checklist_READY_2026-06-01.xlsx</w:t>
+            </w:r>
+          </w:p>
+        </w:tc>
+        <w:tc>
+          <w:tcPr>
+            <w:tcW w:type="dxa" w:w="3120"/>
+          </w:tcPr>
+          <w:p>
+            <w:pPr>
+              <w:spacing w:line="240" w:lineRule="auto"/>
+            </w:pPr>
+            <w:r/>
+            <w:r>
+              <w:t>Five gate tabs: Pre-Pilot, Pilot Close-Out, CloudResearch, MTurk Backup, Stop Conditions</w:t>
+            </w:r>
+          </w:p>
+        </w:tc>
+      </w:tr>
+      <w:tr>
+        <w:tc>
+          <w:tcPr>
+            <w:tcW w:type="dxa" w:w="3120"/>
+          </w:tcPr>
+          <w:p>
+            <w:pPr>
+              <w:spacing w:line="240" w:lineRule="auto"/>
+            </w:pPr>
+            <w:r/>
+            <w:r>
+              <w:t>8</w:t>
+            </w:r>
+          </w:p>
+        </w:tc>
+        <w:tc>
+          <w:tcPr>
+            <w:tcW w:type="dxa" w:w="3120"/>
+          </w:tcPr>
+          <w:p>
+            <w:pPr>
+              <w:spacing w:line="240" w:lineRule="auto"/>
+            </w:pPr>
+            <w:r/>
+            <w:r>
               <w:t>LinkedIn_Outreach_Pack.docx</w:t>
             </w:r>
           </w:p>
@@ -547,7 +591,7 @@
             </w:pPr>
             <w:r/>
             <w:r>
-              <w:t>8</w:t>
+              <w:t>9</w:t>
             </w:r>
           </w:p>
         </w:tc>
@@ -744,20 +788,24 @@
         <w:rPr>
           <w:b/>
         </w:rPr>
-        <w:t>One referenced file not yet located:</w:t>
+        <w:t>Recruiting launch checklist:</w:t>
       </w:r>
       <w:r>
-        <w:t xml:space="preserve"> the pilot packet README mentions </w:t>
+        <w:t xml:space="preserve"> now included (five gate tabs) — the item previously flagged as missing is resolved.</w:t>
+      </w:r>
+    </w:p>
+    <w:p>
+      <w:pPr>
+        <w:pStyle w:val="ListBullet"/>
+      </w:pPr>
+      <w:r>
+        <w:rPr>
+          <w:b/>
+        </w:rPr>
+        <w:t>Paper version:</w:t>
       </w:r>
       <w:r>
-        <w:rPr>
-          <w:rFonts w:ascii="Consolas" w:hAnsi="Consolas"/>
-          <w:sz w:val="20"/>
-        </w:rPr>
-        <w:t>YMalik_Recruiting_Launch_Checklist_READY_2026-06-01.xlsx</w:t>
-      </w:r>
-      <w:r>
-        <w:t>, which I will add once located.</w:t>
+        <w:t xml:space="preserve"> the attached paper is v4.2 — a light cleanup of v4.1 that removed drafting-scaffold callouts and two uncited reference entries; no changes to arguments, hypotheses, model, or instrument.</w:t>
       </w:r>
     </w:p>
     <w:p>
